--- a/examples/sample_manuscript.docx
+++ b/examples/sample_manuscript.docx
@@ -7,7 +7,7 @@
         <w:pStyle w:val="Title"/>
       </w:pPr>
       <w:r>
-        <w:t xml:space="preserve">A Sample Manuscript for WordTeX</w:t>
+        <w:t xml:space="preserve">A Sample Manuscript for GalleyTeX</w:t>
       </w:r>
     </w:p>
     <w:p>
@@ -39,7 +39,7 @@
         <w:t xml:space="preserve">Abstract: </w:t>
       </w:r>
       <w:r>
-        <w:t xml:space="preserve">This short document exercises the WordTeX pipeline: built-in heading styles, an equation, a table with merged cells, a figure with a caption, numeric citations and a reference list.</w:t>
+        <w:t xml:space="preserve">This short document exercises the GalleyTeX pipeline: built-in heading styles, an equation, a table with merged cells, a figure with a caption, numeric citations and a reference list.</w:t>
       </w:r>
     </w:p>
     <w:p>
